--- a/KUT_DOCS_WORKING/issued/KUT_Project_Delivery_Playbook.docx
+++ b/KUT_DOCS_WORKING/issued/KUT_Project_Delivery_Playbook.docx
@@ -10343,7 +10343,7 @@
           <w:color w:val="1F3654"/>
           <w:sz w:val="26"/>
         </w:rPr>
-        <w:t>KUT - PLN - 01 - GF - M3 - A - 0001</w:t>
+        <w:t>KUT - SMB - 01 - GF - M3 - A - 0001</w:t>
       </w:r>
     </w:p>
     <w:tbl>
@@ -10607,7 +10607,7 @@
                 <w:b w:val="0"/>
                 <w:sz w:val="17"/>
               </w:rPr>
-              <w:t>PLN</w:t>
+              <w:t>SMB</w:t>
             </w:r>
           </w:p>
         </w:tc>
@@ -10923,7 +10923,7 @@
                 <w:b w:val="0"/>
                 <w:sz w:val="17"/>
               </w:rPr>
-              <w:t>1 to 2</w:t>
+              <w:t>1</w:t>
             </w:r>
           </w:p>
         </w:tc>
@@ -10945,7 +10945,7 @@
                 <w:b w:val="0"/>
                 <w:sz w:val="17"/>
               </w:rPr>
-              <w:t>The discipline (Section 4.3)</w:t>
+              <w:t>The discipline of the originating organisation (Section 4.3)</w:t>
             </w:r>
           </w:p>
         </w:tc>
@@ -11121,7 +11121,7 @@
                 <w:b w:val="0"/>
                 <w:sz w:val="19"/>
               </w:rPr>
-              <w:t xml:space="preserve"> The automated check enforces an originator code of exactly three characters. Two options are available: issue three-character codes to every organisation, or extend the permitted range to three to six characters, which is closer to general ISO 19650 practice. The Appointing Party register determines which applies. No container may be numbered until this is confirmed in writing, because renumbering after Deliverable A affects every issued document.</w:t>
+              <w:t xml:space="preserve"> Originator codes are exactly 3 characters, allocated to every organisation in the originator register issued by the Lead Appointed Party. No container may be numbered until the register is issued, because renumbering after Deliverable A affects every issued document. The examples in this section use SMB.</w:t>
             </w:r>
           </w:p>
         </w:tc>
@@ -15204,7 +15204,7 @@
                 <w:b w:val="0"/>
                 <w:sz w:val="17"/>
               </w:rPr>
-              <w:t>KUT-XXX-01-GF-SH-A-0100</w:t>
+              <w:t>KUT-XXX-01-GF-DR-A-0100</w:t>
             </w:r>
           </w:p>
         </w:tc>

--- a/KUT_DOCS_WORKING/issued/KUT_Project_Delivery_Playbook.docx
+++ b/KUT_DOCS_WORKING/issued/KUT_Project_Delivery_Playbook.docx
@@ -14367,7 +14367,7 @@
                 <w:b w:val="0"/>
                 <w:sz w:val="17"/>
               </w:rPr>
-              <w:t>Role code (Section 4.3)</w:t>
+              <w:t>Element discipline code (table below) — not the role code</w:t>
             </w:r>
           </w:p>
         </w:tc>
@@ -14389,7 +14389,7 @@
                 <w:b w:val="0"/>
                 <w:sz w:val="17"/>
               </w:rPr>
-              <w:t>Element category and discipline</w:t>
+              <w:t>Element category and system</w:t>
             </w:r>
           </w:p>
         </w:tc>
@@ -14866,6 +14866,633 @@
                 <w:sz w:val="17"/>
               </w:rPr>
               <w:t>Assigned in sequence within the volume</w:t>
+            </w:r>
+          </w:p>
+        </w:tc>
+      </w:tr>
+    </w:tbl>
+    <w:p>
+      <w:pPr>
+        <w:spacing w:after="40"/>
+      </w:pPr>
+    </w:p>
+    <w:p>
+      <w:r>
+        <w:rPr>
+          <w:b w:val="0"/>
+          <w:i w:val="0"/>
+        </w:rPr>
+        <w:t>The discipline field is not the role field of a container name. The role (Section 4.3) is the discipline of the organisation that produced the file; the element discipline says what the element is. A sprinkler head in the mechanical engineer's model is an FP element in a container with role M.</w:t>
+      </w:r>
+    </w:p>
+    <w:tbl>
+      <w:tblPr>
+        <w:tblStyle w:val="TableGrid"/>
+        <w:tblW w:type="auto" w:w="0"/>
+        <w:jc w:val="left"/>
+        <w:tblLook w:firstColumn="1" w:firstRow="1" w:lastColumn="0" w:lastRow="0" w:noHBand="0" w:noVBand="1" w:val="04A0"/>
+      </w:tblPr>
+      <w:tblGrid>
+        <w:gridCol w:w="3137"/>
+        <w:gridCol w:w="3137"/>
+        <w:gridCol w:w="3137"/>
+      </w:tblGrid>
+      <w:tr>
+        <w:trPr>
+          <w:tblHeader/>
+        </w:trPr>
+        <w:tc>
+          <w:tcPr>
+            <w:tcW w:type="dxa" w:w="1814"/>
+            <w:shd w:val="clear" w:fill="E8EDF3"/>
+          </w:tcPr>
+          <w:p>
+            <w:r/>
+            <w:r>
+              <w:rPr>
+                <w:b/>
+                <w:color w:val="1F3654"/>
+                <w:sz w:val="17"/>
+              </w:rPr>
+              <w:t>Element discipline</w:t>
+            </w:r>
+          </w:p>
+        </w:tc>
+        <w:tc>
+          <w:tcPr>
+            <w:tcW w:type="dxa" w:w="5102"/>
+            <w:shd w:val="clear" w:fill="E8EDF3"/>
+          </w:tcPr>
+          <w:p>
+            <w:r/>
+            <w:r>
+              <w:rPr>
+                <w:b/>
+                <w:color w:val="1F3654"/>
+                <w:sz w:val="17"/>
+              </w:rPr>
+              <w:t>Meaning</w:t>
+            </w:r>
+          </w:p>
+        </w:tc>
+        <w:tc>
+          <w:tcPr>
+            <w:tcW w:type="dxa" w:w="2494"/>
+            <w:shd w:val="clear" w:fill="E8EDF3"/>
+          </w:tcPr>
+          <w:p>
+            <w:r/>
+            <w:r>
+              <w:rPr>
+                <w:b/>
+                <w:color w:val="1F3654"/>
+                <w:sz w:val="17"/>
+              </w:rPr>
+              <w:t>Normally issued under role</w:t>
+            </w:r>
+          </w:p>
+        </w:tc>
+      </w:tr>
+      <w:tr>
+        <w:tc>
+          <w:tcPr>
+            <w:tcW w:type="dxa" w:w="1814"/>
+          </w:tcPr>
+          <w:p>
+            <w:pPr>
+              <w:spacing w:after="40"/>
+            </w:pPr>
+            <w:r>
+              <w:rPr>
+                <w:sz w:val="17"/>
+              </w:rPr>
+            </w:r>
+            <w:r>
+              <w:rPr>
+                <w:b w:val="0"/>
+                <w:sz w:val="17"/>
+              </w:rPr>
+              <w:t>A</w:t>
+            </w:r>
+          </w:p>
+        </w:tc>
+        <w:tc>
+          <w:tcPr>
+            <w:tcW w:type="dxa" w:w="5102"/>
+          </w:tcPr>
+          <w:p>
+            <w:pPr>
+              <w:spacing w:after="40"/>
+            </w:pPr>
+            <w:r>
+              <w:rPr>
+                <w:sz w:val="17"/>
+              </w:rPr>
+            </w:r>
+            <w:r>
+              <w:rPr>
+                <w:b w:val="0"/>
+                <w:sz w:val="17"/>
+              </w:rPr>
+              <w:t>Architecture -- including interiors, FF&amp;E and finishes</w:t>
+            </w:r>
+          </w:p>
+        </w:tc>
+        <w:tc>
+          <w:tcPr>
+            <w:tcW w:type="dxa" w:w="2494"/>
+          </w:tcPr>
+          <w:p>
+            <w:pPr>
+              <w:spacing w:after="40"/>
+            </w:pPr>
+            <w:r>
+              <w:rPr>
+                <w:sz w:val="17"/>
+              </w:rPr>
+            </w:r>
+            <w:r>
+              <w:rPr>
+                <w:b w:val="0"/>
+                <w:sz w:val="17"/>
+              </w:rPr>
+              <w:t>A</w:t>
+            </w:r>
+          </w:p>
+        </w:tc>
+      </w:tr>
+      <w:tr>
+        <w:tc>
+          <w:tcPr>
+            <w:tcW w:type="dxa" w:w="1814"/>
+          </w:tcPr>
+          <w:p>
+            <w:pPr>
+              <w:spacing w:after="40"/>
+            </w:pPr>
+            <w:r>
+              <w:rPr>
+                <w:sz w:val="17"/>
+              </w:rPr>
+            </w:r>
+            <w:r>
+              <w:rPr>
+                <w:b w:val="0"/>
+                <w:sz w:val="17"/>
+              </w:rPr>
+              <w:t>S</w:t>
+            </w:r>
+          </w:p>
+        </w:tc>
+        <w:tc>
+          <w:tcPr>
+            <w:tcW w:type="dxa" w:w="5102"/>
+          </w:tcPr>
+          <w:p>
+            <w:pPr>
+              <w:spacing w:after="40"/>
+            </w:pPr>
+            <w:r>
+              <w:rPr>
+                <w:sz w:val="17"/>
+              </w:rPr>
+            </w:r>
+            <w:r>
+              <w:rPr>
+                <w:b w:val="0"/>
+                <w:sz w:val="17"/>
+              </w:rPr>
+              <w:t>Structure</w:t>
+            </w:r>
+          </w:p>
+        </w:tc>
+        <w:tc>
+          <w:tcPr>
+            <w:tcW w:type="dxa" w:w="2494"/>
+          </w:tcPr>
+          <w:p>
+            <w:pPr>
+              <w:spacing w:after="40"/>
+            </w:pPr>
+            <w:r>
+              <w:rPr>
+                <w:sz w:val="17"/>
+              </w:rPr>
+            </w:r>
+            <w:r>
+              <w:rPr>
+                <w:b w:val="0"/>
+                <w:sz w:val="17"/>
+              </w:rPr>
+              <w:t>S</w:t>
+            </w:r>
+          </w:p>
+        </w:tc>
+      </w:tr>
+      <w:tr>
+        <w:tc>
+          <w:tcPr>
+            <w:tcW w:type="dxa" w:w="1814"/>
+          </w:tcPr>
+          <w:p>
+            <w:pPr>
+              <w:spacing w:after="40"/>
+            </w:pPr>
+            <w:r>
+              <w:rPr>
+                <w:sz w:val="17"/>
+              </w:rPr>
+            </w:r>
+            <w:r>
+              <w:rPr>
+                <w:b w:val="0"/>
+                <w:sz w:val="17"/>
+              </w:rPr>
+              <w:t>M</w:t>
+            </w:r>
+          </w:p>
+        </w:tc>
+        <w:tc>
+          <w:tcPr>
+            <w:tcW w:type="dxa" w:w="5102"/>
+          </w:tcPr>
+          <w:p>
+            <w:pPr>
+              <w:spacing w:after="40"/>
+            </w:pPr>
+            <w:r>
+              <w:rPr>
+                <w:sz w:val="17"/>
+              </w:rPr>
+            </w:r>
+            <w:r>
+              <w:rPr>
+                <w:b w:val="0"/>
+                <w:sz w:val="17"/>
+              </w:rPr>
+              <w:t>Mechanical -- including heating, cooling and ventilation pipework</w:t>
+            </w:r>
+          </w:p>
+        </w:tc>
+        <w:tc>
+          <w:tcPr>
+            <w:tcW w:type="dxa" w:w="2494"/>
+          </w:tcPr>
+          <w:p>
+            <w:pPr>
+              <w:spacing w:after="40"/>
+            </w:pPr>
+            <w:r>
+              <w:rPr>
+                <w:sz w:val="17"/>
+              </w:rPr>
+            </w:r>
+            <w:r>
+              <w:rPr>
+                <w:b w:val="0"/>
+                <w:sz w:val="17"/>
+              </w:rPr>
+              <w:t>M</w:t>
+            </w:r>
+          </w:p>
+        </w:tc>
+      </w:tr>
+      <w:tr>
+        <w:tc>
+          <w:tcPr>
+            <w:tcW w:type="dxa" w:w="1814"/>
+          </w:tcPr>
+          <w:p>
+            <w:pPr>
+              <w:spacing w:after="40"/>
+            </w:pPr>
+            <w:r>
+              <w:rPr>
+                <w:sz w:val="17"/>
+              </w:rPr>
+            </w:r>
+            <w:r>
+              <w:rPr>
+                <w:b w:val="0"/>
+                <w:sz w:val="17"/>
+              </w:rPr>
+              <w:t>E</w:t>
+            </w:r>
+          </w:p>
+        </w:tc>
+        <w:tc>
+          <w:tcPr>
+            <w:tcW w:type="dxa" w:w="5102"/>
+          </w:tcPr>
+          <w:p>
+            <w:pPr>
+              <w:spacing w:after="40"/>
+            </w:pPr>
+            <w:r>
+              <w:rPr>
+                <w:sz w:val="17"/>
+              </w:rPr>
+            </w:r>
+            <w:r>
+              <w:rPr>
+                <w:b w:val="0"/>
+                <w:sz w:val="17"/>
+              </w:rPr>
+              <w:t>Electrical -- power and lighting</w:t>
+            </w:r>
+          </w:p>
+        </w:tc>
+        <w:tc>
+          <w:tcPr>
+            <w:tcW w:type="dxa" w:w="2494"/>
+          </w:tcPr>
+          <w:p>
+            <w:pPr>
+              <w:spacing w:after="40"/>
+            </w:pPr>
+            <w:r>
+              <w:rPr>
+                <w:sz w:val="17"/>
+              </w:rPr>
+            </w:r>
+            <w:r>
+              <w:rPr>
+                <w:b w:val="0"/>
+                <w:sz w:val="17"/>
+              </w:rPr>
+              <w:t>E</w:t>
+            </w:r>
+          </w:p>
+        </w:tc>
+      </w:tr>
+      <w:tr>
+        <w:tc>
+          <w:tcPr>
+            <w:tcW w:type="dxa" w:w="1814"/>
+          </w:tcPr>
+          <w:p>
+            <w:pPr>
+              <w:spacing w:after="40"/>
+            </w:pPr>
+            <w:r>
+              <w:rPr>
+                <w:sz w:val="17"/>
+              </w:rPr>
+            </w:r>
+            <w:r>
+              <w:rPr>
+                <w:b w:val="0"/>
+                <w:sz w:val="17"/>
+              </w:rPr>
+              <w:t>P</w:t>
+            </w:r>
+          </w:p>
+        </w:tc>
+        <w:tc>
+          <w:tcPr>
+            <w:tcW w:type="dxa" w:w="5102"/>
+          </w:tcPr>
+          <w:p>
+            <w:pPr>
+              <w:spacing w:after="40"/>
+            </w:pPr>
+            <w:r>
+              <w:rPr>
+                <w:sz w:val="17"/>
+              </w:rPr>
+            </w:r>
+            <w:r>
+              <w:rPr>
+                <w:b w:val="0"/>
+                <w:sz w:val="17"/>
+              </w:rPr>
+              <w:t>Public health -- plumbing, drainage and gas</w:t>
+            </w:r>
+          </w:p>
+        </w:tc>
+        <w:tc>
+          <w:tcPr>
+            <w:tcW w:type="dxa" w:w="2494"/>
+          </w:tcPr>
+          <w:p>
+            <w:pPr>
+              <w:spacing w:after="40"/>
+            </w:pPr>
+            <w:r>
+              <w:rPr>
+                <w:sz w:val="17"/>
+              </w:rPr>
+            </w:r>
+            <w:r>
+              <w:rPr>
+                <w:b w:val="0"/>
+                <w:sz w:val="17"/>
+              </w:rPr>
+              <w:t>P</w:t>
+            </w:r>
+          </w:p>
+        </w:tc>
+      </w:tr>
+      <w:tr>
+        <w:tc>
+          <w:tcPr>
+            <w:tcW w:type="dxa" w:w="1814"/>
+          </w:tcPr>
+          <w:p>
+            <w:pPr>
+              <w:spacing w:after="40"/>
+            </w:pPr>
+            <w:r>
+              <w:rPr>
+                <w:sz w:val="17"/>
+              </w:rPr>
+            </w:r>
+            <w:r>
+              <w:rPr>
+                <w:b w:val="0"/>
+                <w:sz w:val="17"/>
+              </w:rPr>
+              <w:t>FP</w:t>
+            </w:r>
+          </w:p>
+        </w:tc>
+        <w:tc>
+          <w:tcPr>
+            <w:tcW w:type="dxa" w:w="5102"/>
+          </w:tcPr>
+          <w:p>
+            <w:pPr>
+              <w:spacing w:after="40"/>
+            </w:pPr>
+            <w:r>
+              <w:rPr>
+                <w:sz w:val="17"/>
+              </w:rPr>
+            </w:r>
+            <w:r>
+              <w:rPr>
+                <w:b w:val="0"/>
+                <w:sz w:val="17"/>
+              </w:rPr>
+              <w:t>Fire protection -- sprinklers, suppression and fire alarm devices</w:t>
+            </w:r>
+          </w:p>
+        </w:tc>
+        <w:tc>
+          <w:tcPr>
+            <w:tcW w:type="dxa" w:w="2494"/>
+          </w:tcPr>
+          <w:p>
+            <w:pPr>
+              <w:spacing w:after="40"/>
+            </w:pPr>
+            <w:r>
+              <w:rPr>
+                <w:sz w:val="17"/>
+              </w:rPr>
+            </w:r>
+            <w:r>
+              <w:rPr>
+                <w:b w:val="0"/>
+                <w:sz w:val="17"/>
+              </w:rPr>
+              <w:t>Y</w:t>
+            </w:r>
+          </w:p>
+        </w:tc>
+      </w:tr>
+      <w:tr>
+        <w:tc>
+          <w:tcPr>
+            <w:tcW w:type="dxa" w:w="1814"/>
+          </w:tcPr>
+          <w:p>
+            <w:pPr>
+              <w:spacing w:after="40"/>
+            </w:pPr>
+            <w:r>
+              <w:rPr>
+                <w:sz w:val="17"/>
+              </w:rPr>
+            </w:r>
+            <w:r>
+              <w:rPr>
+                <w:b w:val="0"/>
+                <w:sz w:val="17"/>
+              </w:rPr>
+              <w:t>LV</w:t>
+            </w:r>
+          </w:p>
+        </w:tc>
+        <w:tc>
+          <w:tcPr>
+            <w:tcW w:type="dxa" w:w="5102"/>
+          </w:tcPr>
+          <w:p>
+            <w:pPr>
+              <w:spacing w:after="40"/>
+            </w:pPr>
+            <w:r>
+              <w:rPr>
+                <w:sz w:val="17"/>
+              </w:rPr>
+            </w:r>
+            <w:r>
+              <w:rPr>
+                <w:b w:val="0"/>
+                <w:sz w:val="17"/>
+              </w:rPr>
+              <w:t>Low voltage -- data, communications, security and audio-visual</w:t>
+            </w:r>
+          </w:p>
+        </w:tc>
+        <w:tc>
+          <w:tcPr>
+            <w:tcW w:type="dxa" w:w="2494"/>
+          </w:tcPr>
+          <w:p>
+            <w:pPr>
+              <w:spacing w:after="40"/>
+            </w:pPr>
+            <w:r>
+              <w:rPr>
+                <w:sz w:val="17"/>
+              </w:rPr>
+            </w:r>
+            <w:r>
+              <w:rPr>
+                <w:b w:val="0"/>
+                <w:sz w:val="17"/>
+              </w:rPr>
+              <w:t>Y</w:t>
+            </w:r>
+          </w:p>
+        </w:tc>
+      </w:tr>
+      <w:tr>
+        <w:tc>
+          <w:tcPr>
+            <w:tcW w:type="dxa" w:w="1814"/>
+          </w:tcPr>
+          <w:p>
+            <w:pPr>
+              <w:spacing w:after="40"/>
+            </w:pPr>
+            <w:r>
+              <w:rPr>
+                <w:sz w:val="17"/>
+              </w:rPr>
+            </w:r>
+            <w:r>
+              <w:rPr>
+                <w:b w:val="0"/>
+                <w:sz w:val="17"/>
+              </w:rPr>
+              <w:t>G</w:t>
+            </w:r>
+          </w:p>
+        </w:tc>
+        <w:tc>
+          <w:tcPr>
+            <w:tcW w:type="dxa" w:w="5102"/>
+          </w:tcPr>
+          <w:p>
+            <w:pPr>
+              <w:spacing w:after="40"/>
+            </w:pPr>
+            <w:r>
+              <w:rPr>
+                <w:sz w:val="17"/>
+              </w:rPr>
+            </w:r>
+            <w:r>
+              <w:rPr>
+                <w:b w:val="0"/>
+                <w:sz w:val="17"/>
+              </w:rPr>
+              <w:t>General -- generic models, specialty equipment and model groups</w:t>
+            </w:r>
+          </w:p>
+        </w:tc>
+        <w:tc>
+          <w:tcPr>
+            <w:tcW w:type="dxa" w:w="2494"/>
+          </w:tcPr>
+          <w:p>
+            <w:pPr>
+              <w:spacing w:after="40"/>
+            </w:pPr>
+            <w:r>
+              <w:rPr>
+                <w:sz w:val="17"/>
+              </w:rPr>
+            </w:r>
+            <w:r>
+              <w:rPr>
+                <w:b w:val="0"/>
+                <w:sz w:val="17"/>
+              </w:rPr>
+              <w:t>The role of whichever model it is in</w:t>
             </w:r>
           </w:p>
         </w:tc>

--- a/KUT_DOCS_WORKING/issued/KUT_Project_Delivery_Playbook.docx
+++ b/KUT_DOCS_WORKING/issued/KUT_Project_Delivery_Playbook.docx
@@ -17572,6 +17572,526 @@
       <w:pPr>
         <w:spacing w:after="40"/>
       </w:pPr>
+    </w:p>
+    <w:p>
+      <w:pPr>
+        <w:pStyle w:val="Heading2"/>
+      </w:pPr>
+      <w:r>
+        <w:t>6.1  Worksharing, model hosting and links</w:t>
+      </w:r>
+    </w:p>
+    <w:p>
+      <w:r>
+        <w:rPr>
+          <w:b w:val="0"/>
+          <w:i w:val="0"/>
+        </w:rPr>
+        <w:t>Each discipline of each volume is a separate model, named as a container under Section 4. A model edited by more than one person at a time is workshared: one central model and a local copy for each person. Where central models are hosted is confirmed at mobilisation and recorded in the BIM Execution Plan.</w:t>
+      </w:r>
+    </w:p>
+    <w:tbl>
+      <w:tblPr>
+        <w:tblStyle w:val="TableGrid"/>
+        <w:tblW w:type="auto" w:w="0"/>
+        <w:jc w:val="left"/>
+        <w:tblLook w:firstColumn="1" w:firstRow="1" w:lastColumn="0" w:lastRow="0" w:noHBand="0" w:noVBand="1" w:val="04A0"/>
+      </w:tblPr>
+      <w:tblGrid>
+        <w:gridCol w:w="3137"/>
+        <w:gridCol w:w="3137"/>
+        <w:gridCol w:w="3137"/>
+      </w:tblGrid>
+      <w:tr>
+        <w:trPr>
+          <w:tblHeader/>
+        </w:trPr>
+        <w:tc>
+          <w:tcPr>
+            <w:tcW w:type="dxa" w:w="2835"/>
+            <w:shd w:val="clear" w:fill="E8EDF3"/>
+          </w:tcPr>
+          <w:p>
+            <w:r/>
+            <w:r>
+              <w:rPr>
+                <w:b/>
+                <w:color w:val="1F3654"/>
+                <w:sz w:val="17"/>
+              </w:rPr>
+              <w:t>Hosting option</w:t>
+            </w:r>
+          </w:p>
+        </w:tc>
+        <w:tc>
+          <w:tcPr>
+            <w:tcW w:type="dxa" w:w="3515"/>
+            <w:shd w:val="clear" w:fill="E8EDF3"/>
+          </w:tcPr>
+          <w:p>
+            <w:r/>
+            <w:r>
+              <w:rPr>
+                <w:b/>
+                <w:color w:val="1F3654"/>
+                <w:sz w:val="17"/>
+              </w:rPr>
+              <w:t>When it is used</w:t>
+            </w:r>
+          </w:p>
+        </w:tc>
+        <w:tc>
+          <w:tcPr>
+            <w:tcW w:type="dxa" w:w="3061"/>
+            <w:shd w:val="clear" w:fill="E8EDF3"/>
+          </w:tcPr>
+          <w:p>
+            <w:r/>
+            <w:r>
+              <w:rPr>
+                <w:b/>
+                <w:color w:val="1F3654"/>
+                <w:sz w:val="17"/>
+              </w:rPr>
+              <w:t>Condition</w:t>
+            </w:r>
+          </w:p>
+        </w:tc>
+      </w:tr>
+      <w:tr>
+        <w:tc>
+          <w:tcPr>
+            <w:tcW w:type="dxa" w:w="2835"/>
+          </w:tcPr>
+          <w:p>
+            <w:pPr>
+              <w:spacing w:after="40"/>
+            </w:pPr>
+            <w:r>
+              <w:rPr>
+                <w:sz w:val="17"/>
+              </w:rPr>
+            </w:r>
+            <w:r>
+              <w:rPr>
+                <w:b w:val="0"/>
+                <w:sz w:val="17"/>
+              </w:rPr>
+              <w:t>Office file server of the originating organisation</w:t>
+            </w:r>
+          </w:p>
+        </w:tc>
+        <w:tc>
+          <w:tcPr>
+            <w:tcW w:type="dxa" w:w="3515"/>
+          </w:tcPr>
+          <w:p>
+            <w:pPr>
+              <w:spacing w:after="40"/>
+            </w:pPr>
+            <w:r>
+              <w:rPr>
+                <w:sz w:val="17"/>
+              </w:rPr>
+            </w:r>
+            <w:r>
+              <w:rPr>
+                <w:b w:val="0"/>
+                <w:sz w:val="17"/>
+              </w:rPr>
+              <w:t>The default. Each organisation hosts its own central models on its own network</w:t>
+            </w:r>
+          </w:p>
+        </w:tc>
+        <w:tc>
+          <w:tcPr>
+            <w:tcW w:type="dxa" w:w="3061"/>
+          </w:tcPr>
+          <w:p>
+            <w:pPr>
+              <w:spacing w:after="40"/>
+            </w:pPr>
+            <w:r>
+              <w:rPr>
+                <w:sz w:val="17"/>
+              </w:rPr>
+            </w:r>
+            <w:r>
+              <w:rPr>
+                <w:b w:val="0"/>
+                <w:sz w:val="17"/>
+              </w:rPr>
+              <w:t>None beyond the requirements below</w:t>
+            </w:r>
+          </w:p>
+        </w:tc>
+      </w:tr>
+      <w:tr>
+        <w:tc>
+          <w:tcPr>
+            <w:tcW w:type="dxa" w:w="2835"/>
+          </w:tcPr>
+          <w:p>
+            <w:pPr>
+              <w:spacing w:after="40"/>
+            </w:pPr>
+            <w:r>
+              <w:rPr>
+                <w:sz w:val="17"/>
+              </w:rPr>
+            </w:r>
+            <w:r>
+              <w:rPr>
+                <w:b w:val="0"/>
+                <w:sz w:val="17"/>
+              </w:rPr>
+              <w:t>Revit Server</w:t>
+            </w:r>
+          </w:p>
+        </w:tc>
+        <w:tc>
+          <w:tcPr>
+            <w:tcW w:type="dxa" w:w="3515"/>
+          </w:tcPr>
+          <w:p>
+            <w:pPr>
+              <w:spacing w:after="40"/>
+            </w:pPr>
+            <w:r>
+              <w:rPr>
+                <w:sz w:val="17"/>
+              </w:rPr>
+            </w:r>
+            <w:r>
+              <w:rPr>
+                <w:b w:val="0"/>
+                <w:sz w:val="17"/>
+              </w:rPr>
+              <w:t>Only where one organisation edits the same model from more than one office</w:t>
+            </w:r>
+          </w:p>
+        </w:tc>
+        <w:tc>
+          <w:tcPr>
+            <w:tcW w:type="dxa" w:w="3061"/>
+          </w:tcPr>
+          <w:p>
+            <w:pPr>
+              <w:spacing w:after="40"/>
+            </w:pPr>
+            <w:r>
+              <w:rPr>
+                <w:sz w:val="17"/>
+              </w:rPr>
+            </w:r>
+            <w:r>
+              <w:rPr>
+                <w:b w:val="0"/>
+                <w:sz w:val="17"/>
+              </w:rPr>
+              <w:t>Agreed with the Information Manager</w:t>
+            </w:r>
+          </w:p>
+        </w:tc>
+      </w:tr>
+      <w:tr>
+        <w:tc>
+          <w:tcPr>
+            <w:tcW w:type="dxa" w:w="2835"/>
+          </w:tcPr>
+          <w:p>
+            <w:pPr>
+              <w:spacing w:after="40"/>
+            </w:pPr>
+            <w:r>
+              <w:rPr>
+                <w:sz w:val="17"/>
+              </w:rPr>
+            </w:r>
+            <w:r>
+              <w:rPr>
+                <w:b w:val="0"/>
+                <w:sz w:val="17"/>
+              </w:rPr>
+              <w:t>Cloud worksharing in the Common Data Environment</w:t>
+            </w:r>
+          </w:p>
+        </w:tc>
+        <w:tc>
+          <w:tcPr>
+            <w:tcW w:type="dxa" w:w="3515"/>
+          </w:tcPr>
+          <w:p>
+            <w:pPr>
+              <w:spacing w:after="40"/>
+            </w:pPr>
+            <w:r>
+              <w:rPr>
+                <w:sz w:val="17"/>
+              </w:rPr>
+            </w:r>
+            <w:r>
+              <w:rPr>
+                <w:b w:val="0"/>
+                <w:sz w:val="17"/>
+              </w:rPr>
+              <w:t>Only after a pilot on one model agreed with the Information Manager</w:t>
+            </w:r>
+          </w:p>
+        </w:tc>
+        <w:tc>
+          <w:tcPr>
+            <w:tcW w:type="dxa" w:w="3061"/>
+          </w:tcPr>
+          <w:p>
+            <w:pPr>
+              <w:spacing w:after="40"/>
+            </w:pPr>
+            <w:r>
+              <w:rPr>
+                <w:sz w:val="17"/>
+              </w:rPr>
+            </w:r>
+            <w:r>
+              <w:rPr>
+                <w:b w:val="0"/>
+                <w:sz w:val="17"/>
+              </w:rPr>
+              <w:t>Every author editing the model holds a licence that permits cloud worksharing, and the office connection has been tested</w:t>
+            </w:r>
+          </w:p>
+        </w:tc>
+      </w:tr>
+    </w:tbl>
+    <w:p>
+      <w:pPr>
+        <w:spacing w:after="40"/>
+      </w:pPr>
+    </w:p>
+    <w:p>
+      <w:r>
+        <w:rPr>
+          <w:b w:val="0"/>
+          <w:i w:val="0"/>
+        </w:rPr>
+        <w:t>The following apply whichever option is used.</w:t>
+      </w:r>
+    </w:p>
+    <w:p>
+      <w:pPr>
+        <w:spacing w:after="60"/>
+        <w:ind w:left="340"/>
+      </w:pPr>
+      <w:r>
+        <w:rPr>
+          <w:b/>
+        </w:rPr>
+        <w:t xml:space="preserve">• </w:t>
+      </w:r>
+      <w:r>
+        <w:rPr>
+          <w:b/>
+        </w:rPr>
+        <w:t>Organisations do not link each other's central models.</w:t>
+      </w:r>
+      <w:r>
+        <w:rPr>
+          <w:b w:val="0"/>
+        </w:rPr>
+        <w:t xml:space="preserve"> Information from another organisation is linked from the Shared copy obtained from the CDE (Section 5), so every party coordinates against the same issued state.</w:t>
+      </w:r>
+    </w:p>
+    <w:p>
+      <w:pPr>
+        <w:spacing w:after="60"/>
+        <w:ind w:left="340"/>
+      </w:pPr>
+      <w:r>
+        <w:rPr>
+          <w:b/>
+        </w:rPr>
+        <w:t xml:space="preserve">• </w:t>
+      </w:r>
+      <w:r>
+        <w:rPr>
+          <w:b/>
+        </w:rPr>
+        <w:t>A central model on a server is opened and linked by its network path</w:t>
+      </w:r>
+      <w:r>
+        <w:rPr>
+          <w:b w:val="0"/>
+        </w:rPr>
+        <w:t>, never by a mapped drive letter, so that central and link paths are identical on every workstation.</w:t>
+      </w:r>
+    </w:p>
+    <w:p>
+      <w:pPr>
+        <w:spacing w:after="60"/>
+        <w:ind w:left="340"/>
+      </w:pPr>
+      <w:r>
+        <w:rPr>
+          <w:b/>
+        </w:rPr>
+        <w:t xml:space="preserve">• </w:t>
+      </w:r>
+      <w:r>
+        <w:rPr>
+          <w:b/>
+        </w:rPr>
+        <w:t>Central models are never placed in a folder synchronised by a file-sync client</w:t>
+      </w:r>
+      <w:r>
+        <w:rPr>
+          <w:b w:val="0"/>
+        </w:rPr>
+        <w:t xml:space="preserve"> such as OneDrive, Dropbox or Google Drive. Synchronisation clients corrupt central models.</w:t>
+      </w:r>
+    </w:p>
+    <w:p>
+      <w:pPr>
+        <w:spacing w:after="60"/>
+        <w:ind w:left="340"/>
+      </w:pPr>
+      <w:r>
+        <w:rPr>
+          <w:b/>
+        </w:rPr>
+        <w:t xml:space="preserve">• </w:t>
+      </w:r>
+      <w:r>
+        <w:rPr>
+          <w:b/>
+        </w:rPr>
+        <w:t>Local copies are held on the workstation</w:t>
+      </w:r>
+      <w:r>
+        <w:rPr>
+          <w:b w:val="0"/>
+        </w:rPr>
+        <w:t>, never on the server, and a new local copy is created at the start of each working day.</w:t>
+      </w:r>
+    </w:p>
+    <w:p>
+      <w:pPr>
+        <w:spacing w:after="60"/>
+        <w:ind w:left="340"/>
+      </w:pPr>
+      <w:r>
+        <w:rPr>
+          <w:b/>
+        </w:rPr>
+        <w:t xml:space="preserve">• </w:t>
+      </w:r>
+      <w:r>
+        <w:rPr>
+          <w:b/>
+        </w:rPr>
+        <w:t>Synchronise with the central model at least every two hours</w:t>
+      </w:r>
+      <w:r>
+        <w:rPr>
+          <w:b w:val="0"/>
+        </w:rPr>
+        <w:t>, before any break and before closing, with a short comment. At the end of each day relinquish all borrowed elements and worksets.</w:t>
+      </w:r>
+    </w:p>
+    <w:p>
+      <w:pPr>
+        <w:spacing w:after="60"/>
+        <w:ind w:left="340"/>
+      </w:pPr>
+      <w:r>
+        <w:rPr>
+          <w:b/>
+        </w:rPr>
+        <w:t xml:space="preserve">• </w:t>
+      </w:r>
+      <w:r>
+        <w:rPr>
+          <w:b/>
+        </w:rPr>
+        <w:t>Work by borrowing elements.</w:t>
+      </w:r>
+      <w:r>
+        <w:rPr>
+          <w:b w:val="0"/>
+        </w:rPr>
+        <w:t xml:space="preserve"> Ownership of a whole workset is taken only for the task that requires it.</w:t>
+      </w:r>
+    </w:p>
+    <w:p>
+      <w:pPr>
+        <w:spacing w:after="60"/>
+        <w:ind w:left="340"/>
+      </w:pPr>
+      <w:r>
+        <w:rPr>
+          <w:b/>
+        </w:rPr>
+        <w:t xml:space="preserve">• </w:t>
+      </w:r>
+      <w:r>
+        <w:rPr>
+          <w:b/>
+        </w:rPr>
+        <w:t>Each model has a named owner</w:t>
+      </w:r>
+      <w:r>
+        <w:rPr>
+          <w:b w:val="0"/>
+        </w:rPr>
+        <w:t xml:space="preserve"> who audits and compacts the central model at least weekly, outside working hours. The hosting organisation backs up the server nightly.</w:t>
+      </w:r>
+    </w:p>
+    <w:p>
+      <w:pPr>
+        <w:spacing w:after="60"/>
+        <w:ind w:left="340"/>
+      </w:pPr>
+      <w:r>
+        <w:rPr>
+          <w:b/>
+        </w:rPr>
+        <w:t xml:space="preserve">• </w:t>
+      </w:r>
+      <w:r>
+        <w:rPr>
+          <w:b/>
+        </w:rPr>
+        <w:t>Levels, grids and shared coordinates have one owner per volume.</w:t>
+      </w:r>
+      <w:r>
+        <w:rPr>
+          <w:b w:val="0"/>
+        </w:rPr>
+        <w:t xml:space="preserve"> Other disciplines copy and monitor them and review every change; they are never redrawn locally.</w:t>
+      </w:r>
+    </w:p>
+    <w:p>
+      <w:pPr>
+        <w:spacing w:after="60"/>
+        <w:ind w:left="340"/>
+      </w:pPr>
+      <w:r>
+        <w:rPr>
+          <w:b/>
+        </w:rPr>
+        <w:t xml:space="preserve">• </w:t>
+      </w:r>
+      <w:r>
+        <w:rPr>
+          <w:b/>
+        </w:rPr>
+        <w:t>Links</w:t>
+      </w:r>
+      <w:r>
+        <w:rPr>
+          <w:b w:val="0"/>
+        </w:rPr>
+        <w:t xml:space="preserve"> are positioned by shared coordinates, pinned, set to overlay, placed on a workset of their own and never bound into the host model. A building model is linked once, directly, into the site model; links are not nested.</w:t>
+      </w:r>
     </w:p>
     <w:p>
       <w:r>
